--- a/tillsyn/A 52877-2025 tillsynsbegäran.docx
+++ b/tillsyn/A 52877-2025 tillsynsbegäran.docx
@@ -229,7 +229,7 @@
     <w:r>
       <w:tab/>
       <w:tab/>
-      <w:t>2025-11-15</w:t>
+      <w:t>2025-11-20</w:t>
       <w:br/>
       <w:br/>
     </w:r>

--- a/tillsyn/A 52877-2025 tillsynsbegäran.docx
+++ b/tillsyn/A 52877-2025 tillsynsbegäran.docx
@@ -229,7 +229,7 @@
     <w:r>
       <w:tab/>
       <w:tab/>
-      <w:t>2025-11-20</w:t>
+      <w:t>2025-11-21</w:t>
       <w:br/>
       <w:br/>
     </w:r>

--- a/tillsyn/A 52877-2025 tillsynsbegäran.docx
+++ b/tillsyn/A 52877-2025 tillsynsbegäran.docx
@@ -229,7 +229,7 @@
     <w:r>
       <w:tab/>
       <w:tab/>
-      <w:t>2025-11-21</w:t>
+      <w:t>2025-11-22</w:t>
       <w:br/>
       <w:br/>
     </w:r>

--- a/tillsyn/A 52877-2025 tillsynsbegäran.docx
+++ b/tillsyn/A 52877-2025 tillsynsbegäran.docx
@@ -229,7 +229,7 @@
     <w:r>
       <w:tab/>
       <w:tab/>
-      <w:t>2025-11-22</w:t>
+      <w:t>2025-11-23</w:t>
       <w:br/>
       <w:br/>
     </w:r>

--- a/tillsyn/A 52877-2025 tillsynsbegäran.docx
+++ b/tillsyn/A 52877-2025 tillsynsbegäran.docx
@@ -229,7 +229,7 @@
     <w:r>
       <w:tab/>
       <w:tab/>
-      <w:t>2025-11-23</w:t>
+      <w:t>2025-11-24</w:t>
       <w:br/>
       <w:br/>
     </w:r>

--- a/tillsyn/A 52877-2025 tillsynsbegäran.docx
+++ b/tillsyn/A 52877-2025 tillsynsbegäran.docx
@@ -229,7 +229,7 @@
     <w:r>
       <w:tab/>
       <w:tab/>
-      <w:t>2025-11-24</w:t>
+      <w:t>2025-11-25</w:t>
       <w:br/>
       <w:br/>
     </w:r>

--- a/tillsyn/A 52877-2025 tillsynsbegäran.docx
+++ b/tillsyn/A 52877-2025 tillsynsbegäran.docx
@@ -229,7 +229,7 @@
     <w:r>
       <w:tab/>
       <w:tab/>
-      <w:t>2025-11-25</w:t>
+      <w:t>2025-11-26</w:t>
       <w:br/>
       <w:br/>
     </w:r>

--- a/tillsyn/A 52877-2025 tillsynsbegäran.docx
+++ b/tillsyn/A 52877-2025 tillsynsbegäran.docx
@@ -229,7 +229,7 @@
     <w:r>
       <w:tab/>
       <w:tab/>
-      <w:t>2025-11-26</w:t>
+      <w:t>2025-11-27</w:t>
       <w:br/>
       <w:br/>
     </w:r>

--- a/tillsyn/A 52877-2025 tillsynsbegäran.docx
+++ b/tillsyn/A 52877-2025 tillsynsbegäran.docx
@@ -229,7 +229,7 @@
     <w:r>
       <w:tab/>
       <w:tab/>
-      <w:t>2025-11-27</w:t>
+      <w:t>2025-11-28</w:t>
       <w:br/>
       <w:br/>
     </w:r>

--- a/tillsyn/A 52877-2025 tillsynsbegäran.docx
+++ b/tillsyn/A 52877-2025 tillsynsbegäran.docx
@@ -229,7 +229,7 @@
     <w:r>
       <w:tab/>
       <w:tab/>
-      <w:t>2025-11-28</w:t>
+      <w:t>2025-11-29</w:t>
       <w:br/>
       <w:br/>
     </w:r>

--- a/tillsyn/A 52877-2025 tillsynsbegäran.docx
+++ b/tillsyn/A 52877-2025 tillsynsbegäran.docx
@@ -229,7 +229,7 @@
     <w:r>
       <w:tab/>
       <w:tab/>
-      <w:t>2025-11-29</w:t>
+      <w:t>2025-11-30</w:t>
       <w:br/>
       <w:br/>
     </w:r>

--- a/tillsyn/A 52877-2025 tillsynsbegäran.docx
+++ b/tillsyn/A 52877-2025 tillsynsbegäran.docx
@@ -229,7 +229,7 @@
     <w:r>
       <w:tab/>
       <w:tab/>
-      <w:t>2025-11-30</w:t>
+      <w:t>2025-12-01</w:t>
       <w:br/>
       <w:br/>
     </w:r>

--- a/tillsyn/A 52877-2025 tillsynsbegäran.docx
+++ b/tillsyn/A 52877-2025 tillsynsbegäran.docx
@@ -229,7 +229,7 @@
     <w:r>
       <w:tab/>
       <w:tab/>
-      <w:t>2025-12-01</w:t>
+      <w:t>2025-12-02</w:t>
       <w:br/>
       <w:br/>
     </w:r>

--- a/tillsyn/A 52877-2025 tillsynsbegäran.docx
+++ b/tillsyn/A 52877-2025 tillsynsbegäran.docx
@@ -229,7 +229,7 @@
     <w:r>
       <w:tab/>
       <w:tab/>
-      <w:t>2025-12-02</w:t>
+      <w:t>2025-12-03</w:t>
       <w:br/>
       <w:br/>
     </w:r>

--- a/tillsyn/A 52877-2025 tillsynsbegäran.docx
+++ b/tillsyn/A 52877-2025 tillsynsbegäran.docx
@@ -229,7 +229,7 @@
     <w:r>
       <w:tab/>
       <w:tab/>
-      <w:t>2025-12-03</w:t>
+      <w:t>2025-12-04</w:t>
       <w:br/>
       <w:br/>
     </w:r>

--- a/tillsyn/A 52877-2025 tillsynsbegäran.docx
+++ b/tillsyn/A 52877-2025 tillsynsbegäran.docx
@@ -229,7 +229,7 @@
     <w:r>
       <w:tab/>
       <w:tab/>
-      <w:t>2025-12-04</w:t>
+      <w:t>2025-12-05</w:t>
       <w:br/>
       <w:br/>
     </w:r>

--- a/tillsyn/A 52877-2025 tillsynsbegäran.docx
+++ b/tillsyn/A 52877-2025 tillsynsbegäran.docx
@@ -229,7 +229,7 @@
     <w:r>
       <w:tab/>
       <w:tab/>
-      <w:t>2025-12-05</w:t>
+      <w:t>2025-12-06</w:t>
       <w:br/>
       <w:br/>
     </w:r>

--- a/tillsyn/A 52877-2025 tillsynsbegäran.docx
+++ b/tillsyn/A 52877-2025 tillsynsbegäran.docx
@@ -229,7 +229,7 @@
     <w:r>
       <w:tab/>
       <w:tab/>
-      <w:t>2025-12-06</w:t>
+      <w:t>2025-12-07</w:t>
       <w:br/>
       <w:br/>
     </w:r>

--- a/tillsyn/A 52877-2025 tillsynsbegäran.docx
+++ b/tillsyn/A 52877-2025 tillsynsbegäran.docx
@@ -229,7 +229,7 @@
     <w:r>
       <w:tab/>
       <w:tab/>
-      <w:t>2025-12-07</w:t>
+      <w:t>2025-12-08</w:t>
       <w:br/>
       <w:br/>
     </w:r>

--- a/tillsyn/A 52877-2025 tillsynsbegäran.docx
+++ b/tillsyn/A 52877-2025 tillsynsbegäran.docx
@@ -229,7 +229,7 @@
     <w:r>
       <w:tab/>
       <w:tab/>
-      <w:t>2025-12-08</w:t>
+      <w:t>2025-12-09</w:t>
       <w:br/>
       <w:br/>
     </w:r>

--- a/tillsyn/A 52877-2025 tillsynsbegäran.docx
+++ b/tillsyn/A 52877-2025 tillsynsbegäran.docx
@@ -229,7 +229,7 @@
     <w:r>
       <w:tab/>
       <w:tab/>
-      <w:t>2025-12-09</w:t>
+      <w:t>2025-12-10</w:t>
       <w:br/>
       <w:br/>
     </w:r>

--- a/tillsyn/A 52877-2025 tillsynsbegäran.docx
+++ b/tillsyn/A 52877-2025 tillsynsbegäran.docx
@@ -229,7 +229,7 @@
     <w:r>
       <w:tab/>
       <w:tab/>
-      <w:t>2025-12-10</w:t>
+      <w:t>2025-12-11</w:t>
       <w:br/>
       <w:br/>
     </w:r>

--- a/tillsyn/A 52877-2025 tillsynsbegäran.docx
+++ b/tillsyn/A 52877-2025 tillsynsbegäran.docx
@@ -229,7 +229,7 @@
     <w:r>
       <w:tab/>
       <w:tab/>
-      <w:t>2025-12-11</w:t>
+      <w:t>2025-12-12</w:t>
       <w:br/>
       <w:br/>
     </w:r>

--- a/tillsyn/A 52877-2025 tillsynsbegäran.docx
+++ b/tillsyn/A 52877-2025 tillsynsbegäran.docx
@@ -229,7 +229,7 @@
     <w:r>
       <w:tab/>
       <w:tab/>
-      <w:t>2025-12-12</w:t>
+      <w:t>2025-12-13</w:t>
       <w:br/>
       <w:br/>
     </w:r>

--- a/tillsyn/A 52877-2025 tillsynsbegäran.docx
+++ b/tillsyn/A 52877-2025 tillsynsbegäran.docx
@@ -229,7 +229,7 @@
     <w:r>
       <w:tab/>
       <w:tab/>
-      <w:t>2025-12-19</w:t>
+      <w:t>2025-12-20</w:t>
       <w:br/>
       <w:br/>
     </w:r>

--- a/tillsyn/A 52877-2025 tillsynsbegäran.docx
+++ b/tillsyn/A 52877-2025 tillsynsbegäran.docx
@@ -229,7 +229,7 @@
     <w:r>
       <w:tab/>
       <w:tab/>
-      <w:t>2025-12-20</w:t>
+      <w:t>2025-12-21</w:t>
       <w:br/>
       <w:br/>
     </w:r>

--- a/tillsyn/A 52877-2025 tillsynsbegäran.docx
+++ b/tillsyn/A 52877-2025 tillsynsbegäran.docx
@@ -229,7 +229,7 @@
     <w:r>
       <w:tab/>
       <w:tab/>
-      <w:t>2025-12-21</w:t>
+      <w:t>2025-12-22</w:t>
       <w:br/>
       <w:br/>
     </w:r>

--- a/tillsyn/A 52877-2025 tillsynsbegäran.docx
+++ b/tillsyn/A 52877-2025 tillsynsbegäran.docx
@@ -229,7 +229,7 @@
     <w:r>
       <w:tab/>
       <w:tab/>
-      <w:t>2025-12-22</w:t>
+      <w:t>2025-12-26</w:t>
       <w:br/>
       <w:br/>
     </w:r>

--- a/tillsyn/A 52877-2025 tillsynsbegäran.docx
+++ b/tillsyn/A 52877-2025 tillsynsbegäran.docx
@@ -229,7 +229,7 @@
     <w:r>
       <w:tab/>
       <w:tab/>
-      <w:t>2025-12-26</w:t>
+      <w:t>2025-12-28</w:t>
       <w:br/>
       <w:br/>
     </w:r>

--- a/tillsyn/A 52877-2025 tillsynsbegäran.docx
+++ b/tillsyn/A 52877-2025 tillsynsbegäran.docx
@@ -229,7 +229,7 @@
     <w:r>
       <w:tab/>
       <w:tab/>
-      <w:t>2025-12-28</w:t>
+      <w:t>2025-12-29</w:t>
       <w:br/>
       <w:br/>
     </w:r>

--- a/tillsyn/A 52877-2025 tillsynsbegäran.docx
+++ b/tillsyn/A 52877-2025 tillsynsbegäran.docx
@@ -229,7 +229,7 @@
     <w:r>
       <w:tab/>
       <w:tab/>
-      <w:t>2025-12-29</w:t>
+      <w:t>2025-12-30</w:t>
       <w:br/>
       <w:br/>
     </w:r>

--- a/tillsyn/A 52877-2025 tillsynsbegäran.docx
+++ b/tillsyn/A 52877-2025 tillsynsbegäran.docx
@@ -229,7 +229,7 @@
     <w:r>
       <w:tab/>
       <w:tab/>
-      <w:t>2025-12-30</w:t>
+      <w:t>2025-12-31</w:t>
       <w:br/>
       <w:br/>
     </w:r>

--- a/tillsyn/A 52877-2025 tillsynsbegäran.docx
+++ b/tillsyn/A 52877-2025 tillsynsbegäran.docx
@@ -229,7 +229,7 @@
     <w:r>
       <w:tab/>
       <w:tab/>
-      <w:t>2025-12-31</w:t>
+      <w:t>2026-01-03</w:t>
       <w:br/>
       <w:br/>
     </w:r>

--- a/tillsyn/A 52877-2025 tillsynsbegäran.docx
+++ b/tillsyn/A 52877-2025 tillsynsbegäran.docx
@@ -229,7 +229,7 @@
     <w:r>
       <w:tab/>
       <w:tab/>
-      <w:t>2026-01-07</w:t>
+      <w:t>2026-01-08</w:t>
       <w:br/>
       <w:br/>
     </w:r>

--- a/tillsyn/A 52877-2025 tillsynsbegäran.docx
+++ b/tillsyn/A 52877-2025 tillsynsbegäran.docx
@@ -229,7 +229,7 @@
     <w:r>
       <w:tab/>
       <w:tab/>
-      <w:t>2026-01-08</w:t>
+      <w:t>2026-01-09</w:t>
       <w:br/>
       <w:br/>
     </w:r>

--- a/tillsyn/A 52877-2025 tillsynsbegäran.docx
+++ b/tillsyn/A 52877-2025 tillsynsbegäran.docx
@@ -229,7 +229,7 @@
     <w:r>
       <w:tab/>
       <w:tab/>
-      <w:t>2026-01-09</w:t>
+      <w:t>2026-01-10</w:t>
       <w:br/>
       <w:br/>
     </w:r>

--- a/tillsyn/A 52877-2025 tillsynsbegäran.docx
+++ b/tillsyn/A 52877-2025 tillsynsbegäran.docx
@@ -229,7 +229,7 @@
     <w:r>
       <w:tab/>
       <w:tab/>
-      <w:t>2026-01-10</w:t>
+      <w:t>2026-01-11</w:t>
       <w:br/>
       <w:br/>
     </w:r>

--- a/tillsyn/A 52877-2025 tillsynsbegäran.docx
+++ b/tillsyn/A 52877-2025 tillsynsbegäran.docx
@@ -229,7 +229,7 @@
     <w:r>
       <w:tab/>
       <w:tab/>
-      <w:t>2026-01-11</w:t>
+      <w:t>2026-01-12</w:t>
       <w:br/>
       <w:br/>
     </w:r>

--- a/tillsyn/A 52877-2025 tillsynsbegäran.docx
+++ b/tillsyn/A 52877-2025 tillsynsbegäran.docx
@@ -229,7 +229,7 @@
     <w:r>
       <w:tab/>
       <w:tab/>
-      <w:t>2026-01-12</w:t>
+      <w:t>2026-01-13</w:t>
       <w:br/>
       <w:br/>
     </w:r>

--- a/tillsyn/A 52877-2025 tillsynsbegäran.docx
+++ b/tillsyn/A 52877-2025 tillsynsbegäran.docx
@@ -229,7 +229,7 @@
     <w:r>
       <w:tab/>
       <w:tab/>
-      <w:t>2026-01-13</w:t>
+      <w:t>2026-01-14</w:t>
       <w:br/>
       <w:br/>
     </w:r>

--- a/tillsyn/A 52877-2025 tillsynsbegäran.docx
+++ b/tillsyn/A 52877-2025 tillsynsbegäran.docx
@@ -229,7 +229,7 @@
     <w:r>
       <w:tab/>
       <w:tab/>
-      <w:t>2026-01-14</w:t>
+      <w:t>2026-01-15</w:t>
       <w:br/>
       <w:br/>
     </w:r>

--- a/tillsyn/A 52877-2025 tillsynsbegäran.docx
+++ b/tillsyn/A 52877-2025 tillsynsbegäran.docx
@@ -229,7 +229,7 @@
     <w:r>
       <w:tab/>
       <w:tab/>
-      <w:t>2026-01-15</w:t>
+      <w:t>2026-01-16</w:t>
       <w:br/>
       <w:br/>
     </w:r>

--- a/tillsyn/A 52877-2025 tillsynsbegäran.docx
+++ b/tillsyn/A 52877-2025 tillsynsbegäran.docx
@@ -229,7 +229,7 @@
     <w:r>
       <w:tab/>
       <w:tab/>
-      <w:t>2026-01-16</w:t>
+      <w:t>2026-01-17</w:t>
       <w:br/>
       <w:br/>
     </w:r>

--- a/tillsyn/A 52877-2025 tillsynsbegäran.docx
+++ b/tillsyn/A 52877-2025 tillsynsbegäran.docx
@@ -229,7 +229,7 @@
     <w:r>
       <w:tab/>
       <w:tab/>
-      <w:t>2026-01-17</w:t>
+      <w:t>2026-01-18</w:t>
       <w:br/>
       <w:br/>
     </w:r>

--- a/tillsyn/A 52877-2025 tillsynsbegäran.docx
+++ b/tillsyn/A 52877-2025 tillsynsbegäran.docx
@@ -229,7 +229,7 @@
     <w:r>
       <w:tab/>
       <w:tab/>
-      <w:t>2026-01-18</w:t>
+      <w:t>2026-01-19</w:t>
       <w:br/>
       <w:br/>
     </w:r>

--- a/tillsyn/A 52877-2025 tillsynsbegäran.docx
+++ b/tillsyn/A 52877-2025 tillsynsbegäran.docx
@@ -229,7 +229,7 @@
     <w:r>
       <w:tab/>
       <w:tab/>
-      <w:t>2026-01-19</w:t>
+      <w:t>2026-01-20</w:t>
       <w:br/>
       <w:br/>
     </w:r>

--- a/tillsyn/A 52877-2025 tillsynsbegäran.docx
+++ b/tillsyn/A 52877-2025 tillsynsbegäran.docx
@@ -229,7 +229,7 @@
     <w:r>
       <w:tab/>
       <w:tab/>
-      <w:t>2026-01-20</w:t>
+      <w:t>2026-01-21</w:t>
       <w:br/>
       <w:br/>
     </w:r>

--- a/tillsyn/A 52877-2025 tillsynsbegäran.docx
+++ b/tillsyn/A 52877-2025 tillsynsbegäran.docx
@@ -229,7 +229,7 @@
     <w:r>
       <w:tab/>
       <w:tab/>
-      <w:t>2026-01-21</w:t>
+      <w:t>2026-01-23</w:t>
       <w:br/>
       <w:br/>
     </w:r>

--- a/tillsyn/A 52877-2025 tillsynsbegäran.docx
+++ b/tillsyn/A 52877-2025 tillsynsbegäran.docx
@@ -229,7 +229,7 @@
     <w:r>
       <w:tab/>
       <w:tab/>
-      <w:t>2026-01-23</w:t>
+      <w:t>2026-01-24</w:t>
       <w:br/>
       <w:br/>
     </w:r>

--- a/tillsyn/A 52877-2025 tillsynsbegäran.docx
+++ b/tillsyn/A 52877-2025 tillsynsbegäran.docx
@@ -229,7 +229,7 @@
     <w:r>
       <w:tab/>
       <w:tab/>
-      <w:t>2026-01-24</w:t>
+      <w:t>2026-01-25</w:t>
       <w:br/>
       <w:br/>
     </w:r>

--- a/tillsyn/A 52877-2025 tillsynsbegäran.docx
+++ b/tillsyn/A 52877-2025 tillsynsbegäran.docx
@@ -229,7 +229,7 @@
     <w:r>
       <w:tab/>
       <w:tab/>
-      <w:t>2026-01-25</w:t>
+      <w:t>2026-01-26</w:t>
       <w:br/>
       <w:br/>
     </w:r>

--- a/tillsyn/A 52877-2025 tillsynsbegäran.docx
+++ b/tillsyn/A 52877-2025 tillsynsbegäran.docx
@@ -229,7 +229,7 @@
     <w:r>
       <w:tab/>
       <w:tab/>
-      <w:t>2026-01-26</w:t>
+      <w:t>2026-01-27</w:t>
       <w:br/>
       <w:br/>
     </w:r>

--- a/tillsyn/A 52877-2025 tillsynsbegäran.docx
+++ b/tillsyn/A 52877-2025 tillsynsbegäran.docx
@@ -229,7 +229,7 @@
     <w:r>
       <w:tab/>
       <w:tab/>
-      <w:t>2026-01-27</w:t>
+      <w:t>2026-01-28</w:t>
       <w:br/>
       <w:br/>
     </w:r>

--- a/tillsyn/A 52877-2025 tillsynsbegäran.docx
+++ b/tillsyn/A 52877-2025 tillsynsbegäran.docx
@@ -276,7 +276,7 @@
     <w:r>
       <w:tab/>
       <w:tab/>
-      <w:t>2026-03-01</w:t>
+      <w:t>2026-03-02</w:t>
       <w:br/>
       <w:br/>
     </w:r>

--- a/tillsyn/A 52877-2025 tillsynsbegäran.docx
+++ b/tillsyn/A 52877-2025 tillsynsbegäran.docx
@@ -276,7 +276,7 @@
     <w:r>
       <w:tab/>
       <w:tab/>
-      <w:t>2026-03-02</w:t>
+      <w:t>2026-03-03</w:t>
       <w:br/>
       <w:br/>
     </w:r>

--- a/tillsyn/A 52877-2025 tillsynsbegäran.docx
+++ b/tillsyn/A 52877-2025 tillsynsbegäran.docx
@@ -276,7 +276,7 @@
     <w:r>
       <w:tab/>
       <w:tab/>
-      <w:t>2026-03-03</w:t>
+      <w:t>2026-03-04</w:t>
       <w:br/>
       <w:br/>
     </w:r>

--- a/tillsyn/A 52877-2025 tillsynsbegäran.docx
+++ b/tillsyn/A 52877-2025 tillsynsbegäran.docx
@@ -276,7 +276,7 @@
     <w:r>
       <w:tab/>
       <w:tab/>
-      <w:t>2026-03-04</w:t>
+      <w:t>2026-03-05</w:t>
       <w:br/>
       <w:br/>
     </w:r>

--- a/tillsyn/A 52877-2025 tillsynsbegäran.docx
+++ b/tillsyn/A 52877-2025 tillsynsbegäran.docx
@@ -276,7 +276,7 @@
     <w:r>
       <w:tab/>
       <w:tab/>
-      <w:t>2026-03-05</w:t>
+      <w:t>2026-03-06</w:t>
       <w:br/>
       <w:br/>
     </w:r>

--- a/tillsyn/A 52877-2025 tillsynsbegäran.docx
+++ b/tillsyn/A 52877-2025 tillsynsbegäran.docx
@@ -276,7 +276,7 @@
     <w:r>
       <w:tab/>
       <w:tab/>
-      <w:t>2026-03-06</w:t>
+      <w:t>2026-03-07</w:t>
       <w:br/>
       <w:br/>
     </w:r>

--- a/tillsyn/A 52877-2025 tillsynsbegäran.docx
+++ b/tillsyn/A 52877-2025 tillsynsbegäran.docx
@@ -276,7 +276,7 @@
     <w:r>
       <w:tab/>
       <w:tab/>
-      <w:t>2026-03-07</w:t>
+      <w:t>2026-03-08</w:t>
       <w:br/>
       <w:br/>
     </w:r>

--- a/tillsyn/A 52877-2025 tillsynsbegäran.docx
+++ b/tillsyn/A 52877-2025 tillsynsbegäran.docx
@@ -276,7 +276,7 @@
     <w:r>
       <w:tab/>
       <w:tab/>
-      <w:t>2026-03-08</w:t>
+      <w:t>2026-03-09</w:t>
       <w:br/>
       <w:br/>
     </w:r>

--- a/tillsyn/A 52877-2025 tillsynsbegäran.docx
+++ b/tillsyn/A 52877-2025 tillsynsbegäran.docx
@@ -276,7 +276,7 @@
     <w:r>
       <w:tab/>
       <w:tab/>
-      <w:t>2026-03-09</w:t>
+      <w:t>2026-03-10</w:t>
       <w:br/>
       <w:br/>
     </w:r>

--- a/tillsyn/A 52877-2025 tillsynsbegäran.docx
+++ b/tillsyn/A 52877-2025 tillsynsbegäran.docx
@@ -276,7 +276,7 @@
     <w:r>
       <w:tab/>
       <w:tab/>
-      <w:t>2026-03-10</w:t>
+      <w:t>2026-03-11</w:t>
       <w:br/>
       <w:br/>
     </w:r>

--- a/tillsyn/A 52877-2025 tillsynsbegäran.docx
+++ b/tillsyn/A 52877-2025 tillsynsbegäran.docx
@@ -276,7 +276,7 @@
     <w:r>
       <w:tab/>
       <w:tab/>
-      <w:t>2026-03-11</w:t>
+      <w:t>2026-03-12</w:t>
       <w:br/>
       <w:br/>
     </w:r>

--- a/tillsyn/A 52877-2025 tillsynsbegäran.docx
+++ b/tillsyn/A 52877-2025 tillsynsbegäran.docx
@@ -276,7 +276,7 @@
     <w:r>
       <w:tab/>
       <w:tab/>
-      <w:t>2026-03-12</w:t>
+      <w:t>2026-03-13</w:t>
       <w:br/>
       <w:br/>
     </w:r>

--- a/tillsyn/A 52877-2025 tillsynsbegäran.docx
+++ b/tillsyn/A 52877-2025 tillsynsbegäran.docx
@@ -276,7 +276,7 @@
     <w:r>
       <w:tab/>
       <w:tab/>
-      <w:t>2026-03-13</w:t>
+      <w:t>2026-03-16</w:t>
       <w:br/>
       <w:br/>
     </w:r>

--- a/tillsyn/A 52877-2025 tillsynsbegäran.docx
+++ b/tillsyn/A 52877-2025 tillsynsbegäran.docx
@@ -276,7 +276,7 @@
     <w:r>
       <w:tab/>
       <w:tab/>
-      <w:t>2026-03-16</w:t>
+      <w:t>2026-03-17</w:t>
       <w:br/>
       <w:br/>
     </w:r>

--- a/tillsyn/A 52877-2025 tillsynsbegäran.docx
+++ b/tillsyn/A 52877-2025 tillsynsbegäran.docx
@@ -276,7 +276,7 @@
     <w:r>
       <w:tab/>
       <w:tab/>
-      <w:t>2026-03-17</w:t>
+      <w:t>2026-03-18</w:t>
       <w:br/>
       <w:br/>
     </w:r>

--- a/tillsyn/A 52877-2025 tillsynsbegäran.docx
+++ b/tillsyn/A 52877-2025 tillsynsbegäran.docx
@@ -276,7 +276,7 @@
     <w:r>
       <w:tab/>
       <w:tab/>
-      <w:t>2026-03-18</w:t>
+      <w:t>2026-03-19</w:t>
       <w:br/>
       <w:br/>
     </w:r>

--- a/tillsyn/A 52877-2025 tillsynsbegäran.docx
+++ b/tillsyn/A 52877-2025 tillsynsbegäran.docx
@@ -276,7 +276,7 @@
     <w:r>
       <w:tab/>
       <w:tab/>
-      <w:t>2026-03-19</w:t>
+      <w:t>2026-03-20</w:t>
       <w:br/>
       <w:br/>
     </w:r>

--- a/tillsyn/A 52877-2025 tillsynsbegäran.docx
+++ b/tillsyn/A 52877-2025 tillsynsbegäran.docx
@@ -276,7 +276,7 @@
     <w:r>
       <w:tab/>
       <w:tab/>
-      <w:t>2026-03-20</w:t>
+      <w:t>2026-03-21</w:t>
       <w:br/>
       <w:br/>
     </w:r>

--- a/tillsyn/A 52877-2025 tillsynsbegäran.docx
+++ b/tillsyn/A 52877-2025 tillsynsbegäran.docx
@@ -276,7 +276,7 @@
     <w:r>
       <w:tab/>
       <w:tab/>
-      <w:t>2026-03-21</w:t>
+      <w:t>2026-03-22</w:t>
       <w:br/>
       <w:br/>
     </w:r>

--- a/tillsyn/A 52877-2025 tillsynsbegäran.docx
+++ b/tillsyn/A 52877-2025 tillsynsbegäran.docx
@@ -276,7 +276,7 @@
     <w:r>
       <w:tab/>
       <w:tab/>
-      <w:t>2026-03-22</w:t>
+      <w:t>2026-03-23</w:t>
       <w:br/>
       <w:br/>
     </w:r>

--- a/tillsyn/A 52877-2025 tillsynsbegäran.docx
+++ b/tillsyn/A 52877-2025 tillsynsbegäran.docx
@@ -276,7 +276,7 @@
     <w:r>
       <w:tab/>
       <w:tab/>
-      <w:t>2026-03-23</w:t>
+      <w:t>2026-03-24</w:t>
       <w:br/>
       <w:br/>
     </w:r>

--- a/tillsyn/A 52877-2025 tillsynsbegäran.docx
+++ b/tillsyn/A 52877-2025 tillsynsbegäran.docx
@@ -276,7 +276,7 @@
     <w:r>
       <w:tab/>
       <w:tab/>
-      <w:t>2026-03-24</w:t>
+      <w:t>2026-03-25</w:t>
       <w:br/>
       <w:br/>
     </w:r>

--- a/tillsyn/A 52877-2025 tillsynsbegäran.docx
+++ b/tillsyn/A 52877-2025 tillsynsbegäran.docx
@@ -276,7 +276,7 @@
     <w:r>
       <w:tab/>
       <w:tab/>
-      <w:t>2026-03-25</w:t>
+      <w:t>2026-03-26</w:t>
       <w:br/>
       <w:br/>
     </w:r>

--- a/tillsyn/A 52877-2025 tillsynsbegäran.docx
+++ b/tillsyn/A 52877-2025 tillsynsbegäran.docx
@@ -276,7 +276,7 @@
     <w:r>
       <w:tab/>
       <w:tab/>
-      <w:t>2026-03-26</w:t>
+      <w:t>2026-03-27</w:t>
       <w:br/>
       <w:br/>
     </w:r>

--- a/tillsyn/A 52877-2025 tillsynsbegäran.docx
+++ b/tillsyn/A 52877-2025 tillsynsbegäran.docx
@@ -276,7 +276,7 @@
     <w:r>
       <w:tab/>
       <w:tab/>
-      <w:t>2026-03-27</w:t>
+      <w:t>2026-03-28</w:t>
       <w:br/>
       <w:br/>
     </w:r>

--- a/tillsyn/A 52877-2025 tillsynsbegäran.docx
+++ b/tillsyn/A 52877-2025 tillsynsbegäran.docx
@@ -276,7 +276,7 @@
     <w:r>
       <w:tab/>
       <w:tab/>
-      <w:t>2026-03-28</w:t>
+      <w:t>2026-03-29</w:t>
       <w:br/>
       <w:br/>
     </w:r>

--- a/tillsyn/A 52877-2025 tillsynsbegäran.docx
+++ b/tillsyn/A 52877-2025 tillsynsbegäran.docx
@@ -276,7 +276,7 @@
     <w:r>
       <w:tab/>
       <w:tab/>
-      <w:t>2026-03-29</w:t>
+      <w:t>2026-03-30</w:t>
       <w:br/>
       <w:br/>
     </w:r>

--- a/tillsyn/A 52877-2025 tillsynsbegäran.docx
+++ b/tillsyn/A 52877-2025 tillsynsbegäran.docx
@@ -276,7 +276,7 @@
     <w:r>
       <w:tab/>
       <w:tab/>
-      <w:t>2026-03-30</w:t>
+      <w:t>2026-03-31</w:t>
       <w:br/>
       <w:br/>
     </w:r>

--- a/tillsyn/A 52877-2025 tillsynsbegäran.docx
+++ b/tillsyn/A 52877-2025 tillsynsbegäran.docx
@@ -276,7 +276,7 @@
     <w:r>
       <w:tab/>
       <w:tab/>
-      <w:t>2026-03-31</w:t>
+      <w:t>2026-04-01</w:t>
       <w:br/>
       <w:br/>
     </w:r>

--- a/tillsyn/A 52877-2025 tillsynsbegäran.docx
+++ b/tillsyn/A 52877-2025 tillsynsbegäran.docx
@@ -276,7 +276,7 @@
     <w:r>
       <w:tab/>
       <w:tab/>
-      <w:t>2026-04-01</w:t>
+      <w:t>2026-04-02</w:t>
       <w:br/>
       <w:br/>
     </w:r>

--- a/tillsyn/A 52877-2025 tillsynsbegäran.docx
+++ b/tillsyn/A 52877-2025 tillsynsbegäran.docx
@@ -276,7 +276,7 @@
     <w:r>
       <w:tab/>
       <w:tab/>
-      <w:t>2026-04-02</w:t>
+      <w:t>2026-04-03</w:t>
       <w:br/>
       <w:br/>
     </w:r>

--- a/tillsyn/A 52877-2025 tillsynsbegäran.docx
+++ b/tillsyn/A 52877-2025 tillsynsbegäran.docx
@@ -276,7 +276,7 @@
     <w:r>
       <w:tab/>
       <w:tab/>
-      <w:t>2026-04-03</w:t>
+      <w:t>2026-04-04</w:t>
       <w:br/>
       <w:br/>
     </w:r>

--- a/tillsyn/A 52877-2025 tillsynsbegäran.docx
+++ b/tillsyn/A 52877-2025 tillsynsbegäran.docx
@@ -276,7 +276,7 @@
     <w:r>
       <w:tab/>
       <w:tab/>
-      <w:t>2026-04-04</w:t>
+      <w:t>2026-04-05</w:t>
       <w:br/>
       <w:br/>
     </w:r>

--- a/tillsyn/A 52877-2025 tillsynsbegäran.docx
+++ b/tillsyn/A 52877-2025 tillsynsbegäran.docx
@@ -276,7 +276,7 @@
     <w:r>
       <w:tab/>
       <w:tab/>
-      <w:t>2026-04-14</w:t>
+      <w:t>2026-04-15</w:t>
       <w:br/>
       <w:br/>
     </w:r>

--- a/tillsyn/A 52877-2025 tillsynsbegäran.docx
+++ b/tillsyn/A 52877-2025 tillsynsbegäran.docx
@@ -276,7 +276,7 @@
     <w:r>
       <w:tab/>
       <w:tab/>
-      <w:t>2026-04-15</w:t>
+      <w:t>2026-04-16</w:t>
       <w:br/>
       <w:br/>
     </w:r>

--- a/tillsyn/A 52877-2025 tillsynsbegäran.docx
+++ b/tillsyn/A 52877-2025 tillsynsbegäran.docx
@@ -276,7 +276,7 @@
     <w:r>
       <w:tab/>
       <w:tab/>
-      <w:t>2026-04-16</w:t>
+      <w:t>2026-04-17</w:t>
       <w:br/>
       <w:br/>
     </w:r>

--- a/tillsyn/A 52877-2025 tillsynsbegäran.docx
+++ b/tillsyn/A 52877-2025 tillsynsbegäran.docx
@@ -276,7 +276,7 @@
     <w:r>
       <w:tab/>
       <w:tab/>
-      <w:t>2026-04-17</w:t>
+      <w:t>2026-04-18</w:t>
       <w:br/>
       <w:br/>
     </w:r>

--- a/tillsyn/A 52877-2025 tillsynsbegäran.docx
+++ b/tillsyn/A 52877-2025 tillsynsbegäran.docx
@@ -127,7 +127,25 @@
         <w:t>Bårdlav</w:t>
       </w:r>
       <w:r>
-        <w:t xml:space="preserve"> signalerar miljöer med höga naturvärden och på lokalerna finns vanligtvis många andra ovanliga och rödlistade arter. Den visar även på platser med hög och jämn luftfuktighet. Bårdlav är typisk art för </w:t>
+        <w:t xml:space="preserve"> signalerar miljöer med höga naturvärden och på lokalerna finns vanligtvis många andra ovanliga och rödlistade arter. Den visar även på platser med hög och jämn luftfuktighet. På bårdlav och andra njurlavar (Nephroma) kan de sällsynta parasiterna </w:t>
+      </w:r>
+      <w:r>
+        <w:rPr>
+          <w:i/>
+        </w:rPr>
+        <w:t xml:space="preserve">Protounguicularia nephromatis </w:t>
+      </w:r>
+      <w:r>
+        <w:t xml:space="preserve">(VU) och </w:t>
+      </w:r>
+      <w:r>
+        <w:rPr>
+          <w:i/>
+        </w:rPr>
+        <w:t xml:space="preserve">Tremella nephromatis </w:t>
+      </w:r>
+      <w:r>
+        <w:t xml:space="preserve">(DD) påträffas. Bårdlav är typisk art för </w:t>
       </w:r>
       <w:r>
         <w:rPr>
@@ -145,7 +163,7 @@
         <w:t xml:space="preserve"> 9190 Näringsfattig ekskog</w:t>
       </w:r>
       <w:r>
-        <w:t xml:space="preserve"> (SLU Artdatabanken, 2025; Nitare &amp; Skogsstyrelsen, 2019).</w:t>
+        <w:t xml:space="preserve"> (SLU Artdatabanken, 2026; Nitare &amp; Skogsstyrelsen, 2019).</w:t>
       </w:r>
     </w:p>
     <w:sectPr>
@@ -276,7 +294,7 @@
     <w:r>
       <w:tab/>
       <w:tab/>
-      <w:t>2026-04-18</w:t>
+      <w:t>2026-04-19</w:t>
       <w:br/>
       <w:br/>
     </w:r>

--- a/tillsyn/A 52877-2025 tillsynsbegäran.docx
+++ b/tillsyn/A 52877-2025 tillsynsbegäran.docx
@@ -294,7 +294,7 @@
     <w:r>
       <w:tab/>
       <w:tab/>
-      <w:t>2026-04-19</w:t>
+      <w:t>2026-04-20</w:t>
       <w:br/>
       <w:br/>
     </w:r>

--- a/tillsyn/A 52877-2025 tillsynsbegäran.docx
+++ b/tillsyn/A 52877-2025 tillsynsbegäran.docx
@@ -294,7 +294,7 @@
     <w:r>
       <w:tab/>
       <w:tab/>
-      <w:t>2026-04-20</w:t>
+      <w:t>2026-04-21</w:t>
       <w:br/>
       <w:br/>
     </w:r>

--- a/tillsyn/A 52877-2025 tillsynsbegäran.docx
+++ b/tillsyn/A 52877-2025 tillsynsbegäran.docx
@@ -294,7 +294,7 @@
     <w:r>
       <w:tab/>
       <w:tab/>
-      <w:t>2026-04-21</w:t>
+      <w:t>2026-04-22</w:t>
       <w:br/>
       <w:br/>
     </w:r>

--- a/tillsyn/A 52877-2025 tillsynsbegäran.docx
+++ b/tillsyn/A 52877-2025 tillsynsbegäran.docx
@@ -294,7 +294,7 @@
     <w:r>
       <w:tab/>
       <w:tab/>
-      <w:t>2026-04-22</w:t>
+      <w:t>2026-04-23</w:t>
       <w:br/>
       <w:br/>
     </w:r>

--- a/tillsyn/A 52877-2025 tillsynsbegäran.docx
+++ b/tillsyn/A 52877-2025 tillsynsbegäran.docx
@@ -294,7 +294,7 @@
     <w:r>
       <w:tab/>
       <w:tab/>
-      <w:t>2026-04-23</w:t>
+      <w:t>2026-04-24</w:t>
       <w:br/>
       <w:br/>
     </w:r>

--- a/tillsyn/A 52877-2025 tillsynsbegäran.docx
+++ b/tillsyn/A 52877-2025 tillsynsbegäran.docx
@@ -294,7 +294,7 @@
     <w:r>
       <w:tab/>
       <w:tab/>
-      <w:t>2026-04-24</w:t>
+      <w:t>2026-04-25</w:t>
       <w:br/>
       <w:br/>
     </w:r>

--- a/tillsyn/A 52877-2025 tillsynsbegäran.docx
+++ b/tillsyn/A 52877-2025 tillsynsbegäran.docx
@@ -294,7 +294,7 @@
     <w:r>
       <w:tab/>
       <w:tab/>
-      <w:t>2026-04-25</w:t>
+      <w:t>2026-04-26</w:t>
       <w:br/>
       <w:br/>
     </w:r>

--- a/tillsyn/A 52877-2025 tillsynsbegäran.docx
+++ b/tillsyn/A 52877-2025 tillsynsbegäran.docx
@@ -294,7 +294,7 @@
     <w:r>
       <w:tab/>
       <w:tab/>
-      <w:t>2026-04-26</w:t>
+      <w:t>2026-04-27</w:t>
       <w:br/>
       <w:br/>
     </w:r>

--- a/tillsyn/A 52877-2025 tillsynsbegäran.docx
+++ b/tillsyn/A 52877-2025 tillsynsbegäran.docx
@@ -294,7 +294,7 @@
     <w:r>
       <w:tab/>
       <w:tab/>
-      <w:t>2026-04-27</w:t>
+      <w:t>2026-04-28</w:t>
       <w:br/>
       <w:br/>
     </w:r>

--- a/tillsyn/A 52877-2025 tillsynsbegäran.docx
+++ b/tillsyn/A 52877-2025 tillsynsbegäran.docx
@@ -294,7 +294,7 @@
     <w:r>
       <w:tab/>
       <w:tab/>
-      <w:t>2026-04-28</w:t>
+      <w:t>2026-04-29</w:t>
       <w:br/>
       <w:br/>
     </w:r>

--- a/tillsyn/A 52877-2025 tillsynsbegäran.docx
+++ b/tillsyn/A 52877-2025 tillsynsbegäran.docx
@@ -294,7 +294,7 @@
     <w:r>
       <w:tab/>
       <w:tab/>
-      <w:t>2026-04-29</w:t>
+      <w:t>2026-04-30</w:t>
       <w:br/>
       <w:br/>
     </w:r>

--- a/tillsyn/A 52877-2025 tillsynsbegäran.docx
+++ b/tillsyn/A 52877-2025 tillsynsbegäran.docx
@@ -294,7 +294,7 @@
     <w:r>
       <w:tab/>
       <w:tab/>
-      <w:t>2026-04-30</w:t>
+      <w:t>2026-05-01</w:t>
       <w:br/>
       <w:br/>
     </w:r>

--- a/tillsyn/A 52877-2025 tillsynsbegäran.docx
+++ b/tillsyn/A 52877-2025 tillsynsbegäran.docx
@@ -294,7 +294,7 @@
     <w:r>
       <w:tab/>
       <w:tab/>
-      <w:t>2026-05-01</w:t>
+      <w:t>2026-05-02</w:t>
       <w:br/>
       <w:br/>
     </w:r>

--- a/tillsyn/A 52877-2025 tillsynsbegäran.docx
+++ b/tillsyn/A 52877-2025 tillsynsbegäran.docx
@@ -294,7 +294,7 @@
     <w:r>
       <w:tab/>
       <w:tab/>
-      <w:t>2026-05-02</w:t>
+      <w:t>2026-05-03</w:t>
       <w:br/>
       <w:br/>
     </w:r>

--- a/tillsyn/A 52877-2025 tillsynsbegäran.docx
+++ b/tillsyn/A 52877-2025 tillsynsbegäran.docx
@@ -294,7 +294,7 @@
     <w:r>
       <w:tab/>
       <w:tab/>
-      <w:t>2026-05-03</w:t>
+      <w:t>2026-05-04</w:t>
       <w:br/>
       <w:br/>
     </w:r>
